--- a/ITAI2373-NewsBot-Midterm/NewsBot Individual Reflection Journal – Richard Fox.docx
+++ b/ITAI2373-NewsBot-Midterm/NewsBot Individual Reflection Journal – Richard Fox.docx
@@ -264,7 +264,7 @@
         <w:t xml:space="preserve">Choosing the dataset.</w:t>
       </w:r>
       <w:r>
-        <w:t xml:space="preserve"> At one point the project used 20 Newsgroups, which are forum posts, not news. Accuracy was 88%, and the "Business" category was really classified ads. I moved us back to the recommended BBC dataset, and accuracy rose to 95.1% on data that actually fit the assignment.</w:t>
+        <w:t xml:space="preserve"> At one point the project used 20 Newsgroups, which are forum posts, not news. Accuracy was 88%, and the "Business" category was really classified ads. I moved us back to the recommended BBC dataset, which actually fit the assignment, and the model reached 95.1% there.</w:t>
       </w:r>
     </w:p>
     <w:p>
@@ -708,6 +708,27 @@
           </w:p>
         </w:tc>
       </w:tr>
+      <w:tr>
+        <w:tc>
+          <w:tcPr>
+            <w:tcW w:w="4680" w:type="dxa"/>
+          </w:tcPr>
+          <w:p>
+            <w:pPr/>
+          </w:p>
+        </w:tc>
+        <w:tc>
+          <w:tcPr>
+            <w:tcW w:w="4680" w:type="dxa"/>
+          </w:tcPr>
+          <w:p>
+            <w:pPr/>
+            <w:r>
+              <w:t xml:space="preserve">Built the Gradio web app </w:t>
+            </w:r>
+          </w:p>
+        </w:tc>
+      </w:tr>
     </w:tbl>
     <w:p>
       <w:pPr/>
@@ -774,7 +795,7 @@
         </w:numPr>
       </w:pPr>
       <w:r>
-        <w:t xml:space="preserve">I explained the model's limits honestly, including why it struggles on US news.</w:t>
+        <w:t xml:space="preserve">I explained the model's limits honestly, including why it struggles on US news, and built a simple web app so people without coding skills can try it.</w:t>
       </w:r>
     </w:p>
     <w:p>
